--- a/templates/法人谈话笔录（预备收尾案件）.docx
+++ b/templates/法人谈话笔录（预备收尾案件）.docx
@@ -583,7 +583,7 @@
           <w:szCs w:val="30"/>
           <w:u w:val="single"/>
         </w:rPr>
-        <w:t xml:space="preserve">答：听清楚了，不申请回避。                                      </w:t>
+        <w:t xml:space="preserve">答：听清楚了，不申请回避。    </w:t>
       </w:r>
     </w:p>
     <w:p>
@@ -594,7 +594,7 @@
         </w:tabs>
         <w:spacing w:line="520" w:lineRule="exact"/>
         <w:rPr>
-          <w:rFonts w:hAnsi="宋体" w:cs="宋体"/>
+          <w:rFonts w:hAnsi="宋体" w:cs="宋体" w:hint="eastAsia"/>
           <w:sz w:val="30"/>
           <w:szCs w:val="30"/>
           <w:u w:val="single"/>
@@ -631,64 +631,7 @@
           <w:szCs w:val="30"/>
           <w:u w:val="single"/>
         </w:rPr>
-        <w:t>问：请问你认识</w:t>
-      </w:r>
-      <w:r>
-        <w:rPr>
-          <w:rFonts w:hAnsi="宋体" w:cs="宋体" w:hint="eastAsia"/>
-          <w:sz w:val="30"/>
-          <w:szCs w:val="30"/>
-          <w:u w:val="single"/>
-        </w:rPr>
-        <w:t>{受伤职工}</w:t>
-      </w:r>
-      <w:r>
-        <w:rPr>
-          <w:rFonts w:hAnsi="宋体" w:cs="宋体" w:hint="eastAsia"/>
-          <w:sz w:val="30"/>
-          <w:szCs w:val="30"/>
-          <w:u w:val="single"/>
-        </w:rPr>
-        <w:t>吗？他在公司从事什么工作？</w:t>
-      </w:r>
-    </w:p>
-    <w:p>
-      <w:pPr>
-        <w:pStyle w:val="a3"/>
-        <w:spacing w:line="520" w:lineRule="exact"/>
-        <w:rPr>
-          <w:rFonts w:hAnsi="宋体" w:cs="宋体"/>
-          <w:sz w:val="30"/>
-          <w:szCs w:val="30"/>
-          <w:u w:val="single"/>
-        </w:rPr>
-      </w:pPr>
-      <w:r>
-        <w:rPr>
-          <w:rFonts w:hAnsi="宋体" w:cs="宋体" w:hint="eastAsia"/>
-          <w:sz w:val="30"/>
-          <w:szCs w:val="30"/>
-          <w:u w:val="single"/>
-        </w:rPr>
-        <w:t>答：认识的，</w:t>
-      </w:r>
-      <w:r>
-        <w:rPr>
-          <w:rFonts w:hAnsi="宋体" w:cs="宋体" w:hint="eastAsia"/>
-          <w:sz w:val="30"/>
-          <w:szCs w:val="30"/>
-          <w:u w:val="single"/>
-        </w:rPr>
-        <w:t>{受伤职工}</w:t>
-      </w:r>
-      <w:r>
-        <w:rPr>
-          <w:rFonts w:hAnsi="宋体" w:cs="宋体" w:hint="eastAsia"/>
-          <w:sz w:val="30"/>
-          <w:szCs w:val="30"/>
-          <w:u w:val="single"/>
-        </w:rPr>
-        <w:t>是我们公司的员工。</w:t>
+        <w:t>答：{自我介绍}</w:t>
       </w:r>
     </w:p>
     <w:p>
@@ -712,7 +655,88 @@
           <w:szCs w:val="30"/>
           <w:u w:val="single"/>
         </w:rPr>
+        <w:t>问：请问你认识</w:t>
+      </w:r>
+      <w:r>
+        <w:rPr>
+          <w:rFonts w:hAnsi="宋体" w:cs="宋体" w:hint="eastAsia"/>
+          <w:sz w:val="30"/>
+          <w:szCs w:val="30"/>
+          <w:u w:val="single"/>
+        </w:rPr>
+        <w:t>{受伤职工}</w:t>
+      </w:r>
+      <w:r>
+        <w:rPr>
+          <w:rFonts w:hAnsi="宋体" w:cs="宋体" w:hint="eastAsia"/>
+          <w:sz w:val="30"/>
+          <w:szCs w:val="30"/>
+          <w:u w:val="single"/>
+        </w:rPr>
+        <w:t>吗？他在公司从事什么工作？</w:t>
+      </w:r>
+    </w:p>
+    <w:p>
+      <w:pPr>
+        <w:pStyle w:val="a3"/>
+        <w:spacing w:line="520" w:lineRule="exact"/>
+        <w:rPr>
+          <w:rFonts w:hAnsi="宋体" w:cs="宋体"/>
+          <w:sz w:val="30"/>
+          <w:szCs w:val="30"/>
+          <w:u w:val="single"/>
+        </w:rPr>
+      </w:pPr>
+      <w:r>
+        <w:rPr>
+          <w:rFonts w:hAnsi="宋体" w:cs="宋体" w:hint="eastAsia"/>
+          <w:sz w:val="30"/>
+          <w:szCs w:val="30"/>
+          <w:u w:val="single"/>
+        </w:rPr>
         <w:lastRenderedPageBreak/>
+        <w:t>答：认识的，</w:t>
+      </w:r>
+      <w:r>
+        <w:rPr>
+          <w:rFonts w:hAnsi="宋体" w:cs="宋体" w:hint="eastAsia"/>
+          <w:sz w:val="30"/>
+          <w:szCs w:val="30"/>
+          <w:u w:val="single"/>
+        </w:rPr>
+        <w:t>{受伤职工}</w:t>
+      </w:r>
+      <w:r>
+        <w:rPr>
+          <w:rFonts w:hAnsi="宋体" w:cs="宋体" w:hint="eastAsia"/>
+          <w:sz w:val="30"/>
+          <w:szCs w:val="30"/>
+          <w:u w:val="single"/>
+        </w:rPr>
+        <w:t>是我们公司的员工。</w:t>
+      </w:r>
+    </w:p>
+    <w:p>
+      <w:pPr>
+        <w:pStyle w:val="a3"/>
+        <w:tabs>
+          <w:tab w:val="left" w:pos="142"/>
+        </w:tabs>
+        <w:spacing w:line="520" w:lineRule="exact"/>
+        <w:rPr>
+          <w:rFonts w:hAnsi="宋体" w:cs="宋体"/>
+          <w:sz w:val="30"/>
+          <w:szCs w:val="30"/>
+          <w:u w:val="single"/>
+        </w:rPr>
+      </w:pPr>
+      <w:r>
+        <w:rPr>
+          <w:rFonts w:hAnsi="宋体" w:cs="宋体" w:hint="eastAsia"/>
+          <w:sz w:val="30"/>
+          <w:szCs w:val="30"/>
+          <w:u w:val="single"/>
+        </w:rPr>
         <w:t>问：请问你与</w:t>
       </w:r>
       <w:r>
@@ -1070,20 +1094,8 @@
           <w:szCs w:val="30"/>
           <w:u w:val="single"/>
         </w:rPr>
-        <w:t>答：是的，这是明确规定的。 为了保证生产设备在8点整能够准时、安全地投入运行，我们要求操作工必须提前到岗，完成设备点检、更换刀具、预热等准备工作。这属于他岗位职责的一部分，并非他的个人行为。</w:t>
-      </w:r>
-    </w:p>
-    <w:p>
-      <w:pPr>
-        <w:pStyle w:val="a3"/>
-        <w:spacing w:line="520" w:lineRule="exact"/>
-        <w:rPr>
-          <w:rFonts w:hAnsi="宋体" w:cs="宋体"/>
-          <w:sz w:val="30"/>
-          <w:szCs w:val="30"/>
-          <w:u w:val="single"/>
-        </w:rPr>
-      </w:pPr>
+        <w:t>答：是的，这是明确规定的。 为了保证生产设备在8点整能够准时、安全地投入运行，我们要求操作工必须提前到岗，完成设备点检、更换刀具、</w:t>
+      </w:r>
       <w:r>
         <w:rPr>
           <w:rFonts w:hAnsi="宋体" w:cs="宋体" w:hint="eastAsia"/>
@@ -1092,6 +1104,27 @@
           <w:u w:val="single"/>
         </w:rPr>
         <w:lastRenderedPageBreak/>
+        <w:t>预热等准备工作。这属于他岗位职责的一部分，并非他的个人行为。</w:t>
+      </w:r>
+    </w:p>
+    <w:p>
+      <w:pPr>
+        <w:pStyle w:val="a3"/>
+        <w:spacing w:line="520" w:lineRule="exact"/>
+        <w:rPr>
+          <w:rFonts w:hAnsi="宋体" w:cs="宋体"/>
+          <w:sz w:val="30"/>
+          <w:szCs w:val="30"/>
+          <w:u w:val="single"/>
+        </w:rPr>
+      </w:pPr>
+      <w:r>
+        <w:rPr>
+          <w:rFonts w:hAnsi="宋体" w:cs="宋体" w:hint="eastAsia"/>
+          <w:sz w:val="30"/>
+          <w:szCs w:val="30"/>
+          <w:u w:val="single"/>
+        </w:rPr>
         <w:t>问：单位是否有相关的规章制度或操作规程来明确这项要求？</w:t>
       </w:r>
     </w:p>
@@ -1518,6 +1551,7 @@
           <w:szCs w:val="30"/>
           <w:u w:val="single"/>
         </w:rPr>
+        <w:lastRenderedPageBreak/>
         <w:t>问：你还有没有需要补充？</w:t>
       </w:r>
     </w:p>
@@ -1539,7 +1573,6 @@
           <w:szCs w:val="30"/>
           <w:u w:val="single"/>
         </w:rPr>
-        <w:lastRenderedPageBreak/>
         <w:t>答：没有了。</w:t>
       </w:r>
     </w:p>

--- a/templates/法人谈话笔录（预备收尾案件）.docx
+++ b/templates/法人谈话笔录（预备收尾案件）.docx
@@ -89,7 +89,7 @@
           <w:szCs w:val="30"/>
           <w:u w:val="single"/>
         </w:rPr>
-        <w:t>{</w:t>
+        <w:t>{{</w:t>
       </w:r>
       <w:r>
         <w:rPr>
@@ -107,16 +107,34 @@
           <w:szCs w:val="30"/>
           <w:u w:val="single"/>
         </w:rPr>
-        <w:t>}</w:t>
-      </w:r>
-      <w:r>
-        <w:rPr>
-          <w:rFonts w:hAnsi="宋体" w:cs="宋体" w:hint="eastAsia"/>
-          <w:sz w:val="30"/>
-          <w:szCs w:val="30"/>
-          <w:u w:val="single"/>
-        </w:rPr>
-        <w:t>{当前时间}</w:t>
+        <w:t>}}</w:t>
+      </w:r>
+      <w:r>
+        <w:rPr>
+          <w:rFonts w:hAnsi="宋体" w:cs="宋体" w:hint="eastAsia"/>
+          <w:sz w:val="30"/>
+          <w:szCs w:val="30"/>
+          <w:u w:val="single"/>
+        </w:rPr>
+        <w:t>{{</w:t>
+      </w:r>
+      <w:r>
+        <w:rPr>
+          <w:rFonts w:hAnsi="宋体" w:cs="宋体" w:hint="eastAsia"/>
+          <w:sz w:val="30"/>
+          <w:szCs w:val="30"/>
+          <w:u w:val="single"/>
+        </w:rPr>
+        <w:t>当前时间</w:t>
+      </w:r>
+      <w:r>
+        <w:rPr>
+          <w:rFonts w:hAnsi="宋体" w:cs="宋体" w:hint="eastAsia"/>
+          <w:sz w:val="30"/>
+          <w:szCs w:val="30"/>
+          <w:u w:val="single"/>
+        </w:rPr>
+        <w:t>}}</w:t>
       </w:r>
     </w:p>
     <w:p>
@@ -184,7 +202,7 @@
           <w:szCs w:val="30"/>
           <w:u w:val="single"/>
         </w:rPr>
-        <w:t>{</w:t>
+        <w:t>{{</w:t>
       </w:r>
       <w:r>
         <w:rPr>
@@ -202,7 +220,7 @@
           <w:szCs w:val="30"/>
           <w:u w:val="single"/>
         </w:rPr>
-        <w:t>}</w:t>
+        <w:t>}}</w:t>
       </w:r>
       <w:bookmarkEnd w:id="0"/>
       <w:r>
@@ -229,7 +247,43 @@
           <w:szCs w:val="30"/>
           <w:u w:val="single"/>
         </w:rPr>
-        <w:t xml:space="preserve"> {法人性别} </w:t>
+        <w:t xml:space="preserve"> </w:t>
+      </w:r>
+      <w:r>
+        <w:rPr>
+          <w:rFonts w:hAnsi="宋体" w:cs="宋体" w:hint="eastAsia"/>
+          <w:sz w:val="30"/>
+          <w:szCs w:val="30"/>
+          <w:u w:val="single"/>
+        </w:rPr>
+        <w:t>{{</w:t>
+      </w:r>
+      <w:r>
+        <w:rPr>
+          <w:rFonts w:hAnsi="宋体" w:cs="宋体" w:hint="eastAsia"/>
+          <w:sz w:val="30"/>
+          <w:szCs w:val="30"/>
+          <w:u w:val="single"/>
+        </w:rPr>
+        <w:t>法人性别</w:t>
+      </w:r>
+      <w:r>
+        <w:rPr>
+          <w:rFonts w:hAnsi="宋体" w:cs="宋体" w:hint="eastAsia"/>
+          <w:sz w:val="30"/>
+          <w:szCs w:val="30"/>
+          <w:u w:val="single"/>
+        </w:rPr>
+        <w:t>}}</w:t>
+      </w:r>
+      <w:r>
+        <w:rPr>
+          <w:rFonts w:hAnsi="宋体" w:cs="宋体" w:hint="eastAsia"/>
+          <w:sz w:val="30"/>
+          <w:szCs w:val="30"/>
+          <w:u w:val="single"/>
+        </w:rPr>
+        <w:t xml:space="preserve"> </w:t>
       </w:r>
       <w:r>
         <w:rPr>
@@ -246,7 +300,43 @@
           <w:szCs w:val="30"/>
           <w:u w:val="single"/>
         </w:rPr>
-        <w:t xml:space="preserve"> {法人年龄} </w:t>
+        <w:t xml:space="preserve"> </w:t>
+      </w:r>
+      <w:r>
+        <w:rPr>
+          <w:rFonts w:hAnsi="宋体" w:cs="宋体" w:hint="eastAsia"/>
+          <w:sz w:val="30"/>
+          <w:szCs w:val="30"/>
+          <w:u w:val="single"/>
+        </w:rPr>
+        <w:t>{{</w:t>
+      </w:r>
+      <w:r>
+        <w:rPr>
+          <w:rFonts w:hAnsi="宋体" w:cs="宋体" w:hint="eastAsia"/>
+          <w:sz w:val="30"/>
+          <w:szCs w:val="30"/>
+          <w:u w:val="single"/>
+        </w:rPr>
+        <w:t>法人年龄</w:t>
+      </w:r>
+      <w:r>
+        <w:rPr>
+          <w:rFonts w:hAnsi="宋体" w:cs="宋体" w:hint="eastAsia"/>
+          <w:sz w:val="30"/>
+          <w:szCs w:val="30"/>
+          <w:u w:val="single"/>
+        </w:rPr>
+        <w:t>}}</w:t>
+      </w:r>
+      <w:r>
+        <w:rPr>
+          <w:rFonts w:hAnsi="宋体" w:cs="宋体" w:hint="eastAsia"/>
+          <w:sz w:val="30"/>
+          <w:szCs w:val="30"/>
+          <w:u w:val="single"/>
+        </w:rPr>
+        <w:t xml:space="preserve"> </w:t>
       </w:r>
     </w:p>
     <w:p>
@@ -292,17 +382,44 @@
           <w:szCs w:val="30"/>
           <w:u w:val="single"/>
         </w:rPr>
-        <w:t xml:space="preserve"> {法人身份证}</w:t>
-      </w:r>
-      <w:r>
-        <w:rPr>
-          <w:rFonts w:hAnsi="宋体" w:cs="宋体"/>
-          <w:sz w:val="30"/>
-          <w:szCs w:val="30"/>
-          <w:u w:val="single"/>
-        </w:rPr>
         <w:t xml:space="preserve"> </w:t>
       </w:r>
+      <w:r>
+        <w:rPr>
+          <w:rFonts w:hAnsi="宋体" w:cs="宋体" w:hint="eastAsia"/>
+          <w:sz w:val="30"/>
+          <w:szCs w:val="30"/>
+          <w:u w:val="single"/>
+        </w:rPr>
+        <w:t>{{</w:t>
+      </w:r>
+      <w:r>
+        <w:rPr>
+          <w:rFonts w:hAnsi="宋体" w:cs="宋体" w:hint="eastAsia"/>
+          <w:sz w:val="30"/>
+          <w:szCs w:val="30"/>
+          <w:u w:val="single"/>
+        </w:rPr>
+        <w:t>法人身份证</w:t>
+      </w:r>
+      <w:r>
+        <w:rPr>
+          <w:rFonts w:hAnsi="宋体" w:cs="宋体" w:hint="eastAsia"/>
+          <w:sz w:val="30"/>
+          <w:szCs w:val="30"/>
+          <w:u w:val="single"/>
+        </w:rPr>
+        <w:t>}}</w:t>
+      </w:r>
+      <w:r>
+        <w:rPr>
+          <w:rFonts w:hAnsi="宋体" w:cs="宋体"/>
+          <w:sz w:val="30"/>
+          <w:szCs w:val="30"/>
+          <w:u w:val="single"/>
+        </w:rPr>
+        <w:t xml:space="preserve"> </w:t>
+      </w:r>
     </w:p>
     <w:p>
       <w:pPr>
@@ -330,7 +447,25 @@
           <w:szCs w:val="30"/>
           <w:u w:val="single"/>
         </w:rPr>
-        <w:t>{法人身份证地址}</w:t>
+        <w:t>{{</w:t>
+      </w:r>
+      <w:r>
+        <w:rPr>
+          <w:rFonts w:hAnsi="宋体" w:cs="宋体" w:hint="eastAsia"/>
+          <w:sz w:val="30"/>
+          <w:szCs w:val="30"/>
+          <w:u w:val="single"/>
+        </w:rPr>
+        <w:t>法人身份证地址</w:t>
+      </w:r>
+      <w:r>
+        <w:rPr>
+          <w:rFonts w:hAnsi="宋体" w:cs="宋体" w:hint="eastAsia"/>
+          <w:sz w:val="30"/>
+          <w:szCs w:val="30"/>
+          <w:u w:val="single"/>
+        </w:rPr>
+        <w:t>}}</w:t>
       </w:r>
     </w:p>
     <w:p>
@@ -367,7 +502,23 @@
           <w:szCs w:val="30"/>
           <w:u w:val="single"/>
         </w:rPr>
-        <w:t>{用人单位}</w:t>
+        <w:t>{{</w:t>
+      </w:r>
+      <w:r>
+        <w:rPr>
+          <w:sz w:val="30"/>
+          <w:szCs w:val="30"/>
+          <w:u w:val="single"/>
+        </w:rPr>
+        <w:t>用人单位</w:t>
+      </w:r>
+      <w:r>
+        <w:rPr>
+          <w:sz w:val="30"/>
+          <w:szCs w:val="30"/>
+          <w:u w:val="single"/>
+        </w:rPr>
+        <w:t>}}</w:t>
       </w:r>
       <w:r>
         <w:rPr>
@@ -393,7 +544,43 @@
           <w:szCs w:val="30"/>
           <w:u w:val="single"/>
         </w:rPr>
-        <w:t xml:space="preserve">   {法人岗位}      </w:t>
+        <w:t xml:space="preserve">   </w:t>
+      </w:r>
+      <w:r>
+        <w:rPr>
+          <w:rFonts w:hAnsi="宋体" w:cs="宋体" w:hint="eastAsia"/>
+          <w:sz w:val="30"/>
+          <w:szCs w:val="30"/>
+          <w:u w:val="single"/>
+        </w:rPr>
+        <w:t>{{</w:t>
+      </w:r>
+      <w:r>
+        <w:rPr>
+          <w:rFonts w:hAnsi="宋体" w:cs="宋体" w:hint="eastAsia"/>
+          <w:sz w:val="30"/>
+          <w:szCs w:val="30"/>
+          <w:u w:val="single"/>
+        </w:rPr>
+        <w:t>法人岗位</w:t>
+      </w:r>
+      <w:r>
+        <w:rPr>
+          <w:rFonts w:hAnsi="宋体" w:cs="宋体" w:hint="eastAsia"/>
+          <w:sz w:val="30"/>
+          <w:szCs w:val="30"/>
+          <w:u w:val="single"/>
+        </w:rPr>
+        <w:t>}}</w:t>
+      </w:r>
+      <w:r>
+        <w:rPr>
+          <w:rFonts w:hAnsi="宋体" w:cs="宋体" w:hint="eastAsia"/>
+          <w:sz w:val="30"/>
+          <w:szCs w:val="30"/>
+          <w:u w:val="single"/>
+        </w:rPr>
+        <w:t xml:space="preserve">      </w:t>
       </w:r>
     </w:p>
     <w:p>
@@ -422,7 +609,43 @@
           <w:szCs w:val="30"/>
           <w:u w:val="single"/>
         </w:rPr>
-        <w:t xml:space="preserve">   {法人电话}   </w:t>
+        <w:t xml:space="preserve">   </w:t>
+      </w:r>
+      <w:r>
+        <w:rPr>
+          <w:rFonts w:hAnsi="宋体" w:cs="宋体" w:hint="eastAsia"/>
+          <w:sz w:val="30"/>
+          <w:szCs w:val="30"/>
+          <w:u w:val="single"/>
+        </w:rPr>
+        <w:t>{{</w:t>
+      </w:r>
+      <w:r>
+        <w:rPr>
+          <w:rFonts w:hAnsi="宋体" w:cs="宋体" w:hint="eastAsia"/>
+          <w:sz w:val="30"/>
+          <w:szCs w:val="30"/>
+          <w:u w:val="single"/>
+        </w:rPr>
+        <w:t>法人电话</w:t>
+      </w:r>
+      <w:r>
+        <w:rPr>
+          <w:rFonts w:hAnsi="宋体" w:cs="宋体" w:hint="eastAsia"/>
+          <w:sz w:val="30"/>
+          <w:szCs w:val="30"/>
+          <w:u w:val="single"/>
+        </w:rPr>
+        <w:t>}}</w:t>
+      </w:r>
+      <w:r>
+        <w:rPr>
+          <w:rFonts w:hAnsi="宋体" w:cs="宋体" w:hint="eastAsia"/>
+          <w:sz w:val="30"/>
+          <w:szCs w:val="30"/>
+          <w:u w:val="single"/>
+        </w:rPr>
+        <w:t xml:space="preserve">   </w:t>
       </w:r>
       <w:r>
         <w:rPr>
@@ -485,7 +708,34 @@
           <w:szCs w:val="30"/>
           <w:u w:val="single"/>
         </w:rPr>
-        <w:t xml:space="preserve">   {操作员}</w:t>
+        <w:t xml:space="preserve">   </w:t>
+      </w:r>
+      <w:r>
+        <w:rPr>
+          <w:rFonts w:hAnsi="宋体" w:cs="宋体" w:hint="eastAsia"/>
+          <w:sz w:val="30"/>
+          <w:szCs w:val="30"/>
+          <w:u w:val="single"/>
+        </w:rPr>
+        <w:t>{{</w:t>
+      </w:r>
+      <w:r>
+        <w:rPr>
+          <w:rFonts w:hAnsi="宋体" w:cs="宋体" w:hint="eastAsia"/>
+          <w:sz w:val="30"/>
+          <w:szCs w:val="30"/>
+          <w:u w:val="single"/>
+        </w:rPr>
+        <w:t>操作员</w:t>
+      </w:r>
+      <w:r>
+        <w:rPr>
+          <w:rFonts w:hAnsi="宋体" w:cs="宋体" w:hint="eastAsia"/>
+          <w:sz w:val="30"/>
+          <w:szCs w:val="30"/>
+          <w:u w:val="single"/>
+        </w:rPr>
+        <w:t>}}</w:t>
       </w:r>
       <w:bookmarkStart w:id="1" w:name="_GoBack"/>
       <w:bookmarkEnd w:id="1"/>
@@ -546,7 +796,29 @@
           <w:szCs w:val="30"/>
           <w:u w:val="single"/>
         </w:rPr>
-        <w:t>{受伤职工}</w:t>
+        <w:t>{{</w:t>
+      </w:r>
+      <w:r>
+        <w:rPr>
+          <w:rFonts w:hAnsi="宋体" w:cs="宋体" w:hint="eastAsia"/>
+          <w:b/>
+          <w:bCs/>
+          <w:sz w:val="30"/>
+          <w:szCs w:val="30"/>
+          <w:u w:val="single"/>
+        </w:rPr>
+        <w:t>受伤职工</w:t>
+      </w:r>
+      <w:r>
+        <w:rPr>
+          <w:rFonts w:hAnsi="宋体" w:cs="宋体" w:hint="eastAsia"/>
+          <w:b/>
+          <w:bCs/>
+          <w:sz w:val="30"/>
+          <w:szCs w:val="30"/>
+          <w:u w:val="single"/>
+        </w:rPr>
+        <w:t>}}</w:t>
       </w:r>
       <w:r>
         <w:rPr>
@@ -594,7 +866,7 @@
         </w:tabs>
         <w:spacing w:line="520" w:lineRule="exact"/>
         <w:rPr>
-          <w:rFonts w:hAnsi="宋体" w:cs="宋体" w:hint="eastAsia"/>
+          <w:rFonts w:hAnsi="宋体" w:cs="宋体"/>
           <w:sz w:val="30"/>
           <w:szCs w:val="30"/>
           <w:u w:val="single"/>
@@ -631,7 +903,34 @@
           <w:szCs w:val="30"/>
           <w:u w:val="single"/>
         </w:rPr>
-        <w:t>答：{自我介绍}</w:t>
+        <w:t>答：</w:t>
+      </w:r>
+      <w:r>
+        <w:rPr>
+          <w:rFonts w:hAnsi="宋体" w:cs="宋体" w:hint="eastAsia"/>
+          <w:sz w:val="30"/>
+          <w:szCs w:val="30"/>
+          <w:u w:val="single"/>
+        </w:rPr>
+        <w:t>{{</w:t>
+      </w:r>
+      <w:r>
+        <w:rPr>
+          <w:rFonts w:hAnsi="宋体" w:cs="宋体" w:hint="eastAsia"/>
+          <w:sz w:val="30"/>
+          <w:szCs w:val="30"/>
+          <w:u w:val="single"/>
+        </w:rPr>
+        <w:t>自我介绍</w:t>
+      </w:r>
+      <w:r>
+        <w:rPr>
+          <w:rFonts w:hAnsi="宋体" w:cs="宋体" w:hint="eastAsia"/>
+          <w:sz w:val="30"/>
+          <w:szCs w:val="30"/>
+          <w:u w:val="single"/>
+        </w:rPr>
+        <w:t>}}</w:t>
       </w:r>
     </w:p>
     <w:p>
@@ -664,7 +963,25 @@
           <w:szCs w:val="30"/>
           <w:u w:val="single"/>
         </w:rPr>
-        <w:t>{受伤职工}</w:t>
+        <w:t>{{</w:t>
+      </w:r>
+      <w:r>
+        <w:rPr>
+          <w:rFonts w:hAnsi="宋体" w:cs="宋体" w:hint="eastAsia"/>
+          <w:sz w:val="30"/>
+          <w:szCs w:val="30"/>
+          <w:u w:val="single"/>
+        </w:rPr>
+        <w:t>受伤职工</w:t>
+      </w:r>
+      <w:r>
+        <w:rPr>
+          <w:rFonts w:hAnsi="宋体" w:cs="宋体" w:hint="eastAsia"/>
+          <w:sz w:val="30"/>
+          <w:szCs w:val="30"/>
+          <w:u w:val="single"/>
+        </w:rPr>
+        <w:t>}}</w:t>
       </w:r>
       <w:r>
         <w:rPr>
@@ -704,7 +1021,25 @@
           <w:szCs w:val="30"/>
           <w:u w:val="single"/>
         </w:rPr>
-        <w:t>{受伤职工}</w:t>
+        <w:t>{{</w:t>
+      </w:r>
+      <w:r>
+        <w:rPr>
+          <w:rFonts w:hAnsi="宋体" w:cs="宋体" w:hint="eastAsia"/>
+          <w:sz w:val="30"/>
+          <w:szCs w:val="30"/>
+          <w:u w:val="single"/>
+        </w:rPr>
+        <w:t>受伤职工</w:t>
+      </w:r>
+      <w:r>
+        <w:rPr>
+          <w:rFonts w:hAnsi="宋体" w:cs="宋体" w:hint="eastAsia"/>
+          <w:sz w:val="30"/>
+          <w:szCs w:val="30"/>
+          <w:u w:val="single"/>
+        </w:rPr>
+        <w:t>}}</w:t>
       </w:r>
       <w:r>
         <w:rPr>
@@ -746,7 +1081,25 @@
           <w:szCs w:val="30"/>
           <w:u w:val="single"/>
         </w:rPr>
-        <w:t>{受伤职工}</w:t>
+        <w:t>{{</w:t>
+      </w:r>
+      <w:r>
+        <w:rPr>
+          <w:rFonts w:hAnsi="宋体" w:cs="宋体" w:hint="eastAsia"/>
+          <w:sz w:val="30"/>
+          <w:szCs w:val="30"/>
+          <w:u w:val="single"/>
+        </w:rPr>
+        <w:t>受伤职工</w:t>
+      </w:r>
+      <w:r>
+        <w:rPr>
+          <w:rFonts w:hAnsi="宋体" w:cs="宋体" w:hint="eastAsia"/>
+          <w:sz w:val="30"/>
+          <w:szCs w:val="30"/>
+          <w:u w:val="single"/>
+        </w:rPr>
+        <w:t>}}</w:t>
       </w:r>
       <w:r>
         <w:rPr>
@@ -785,7 +1138,25 @@
           <w:szCs w:val="30"/>
           <w:u w:val="single"/>
         </w:rPr>
-        <w:t>{受伤职工}</w:t>
+        <w:t>{{</w:t>
+      </w:r>
+      <w:r>
+        <w:rPr>
+          <w:rFonts w:hAnsi="宋体" w:cs="宋体" w:hint="eastAsia"/>
+          <w:sz w:val="30"/>
+          <w:szCs w:val="30"/>
+          <w:u w:val="single"/>
+        </w:rPr>
+        <w:t>受伤职工</w:t>
+      </w:r>
+      <w:r>
+        <w:rPr>
+          <w:rFonts w:hAnsi="宋体" w:cs="宋体" w:hint="eastAsia"/>
+          <w:sz w:val="30"/>
+          <w:szCs w:val="30"/>
+          <w:u w:val="single"/>
+        </w:rPr>
+        <w:t>}}</w:t>
       </w:r>
       <w:r>
         <w:rPr>
@@ -824,7 +1195,25 @@
           <w:szCs w:val="30"/>
           <w:u w:val="single"/>
         </w:rPr>
-        <w:t>{受伤职工}</w:t>
+        <w:t>{{</w:t>
+      </w:r>
+      <w:r>
+        <w:rPr>
+          <w:rFonts w:hAnsi="宋体" w:cs="宋体" w:hint="eastAsia"/>
+          <w:sz w:val="30"/>
+          <w:szCs w:val="30"/>
+          <w:u w:val="single"/>
+        </w:rPr>
+        <w:t>受伤职工</w:t>
+      </w:r>
+      <w:r>
+        <w:rPr>
+          <w:rFonts w:hAnsi="宋体" w:cs="宋体" w:hint="eastAsia"/>
+          <w:sz w:val="30"/>
+          <w:szCs w:val="30"/>
+          <w:u w:val="single"/>
+        </w:rPr>
+        <w:t>}}</w:t>
       </w:r>
       <w:r>
         <w:rPr>
@@ -884,7 +1273,25 @@
           <w:szCs w:val="30"/>
           <w:u w:val="single"/>
         </w:rPr>
-        <w:t>{受伤职工}</w:t>
+        <w:t>{{</w:t>
+      </w:r>
+      <w:r>
+        <w:rPr>
+          <w:rFonts w:hAnsi="宋体" w:cs="宋体" w:hint="eastAsia"/>
+          <w:sz w:val="30"/>
+          <w:szCs w:val="30"/>
+          <w:u w:val="single"/>
+        </w:rPr>
+        <w:t>受伤职工</w:t>
+      </w:r>
+      <w:r>
+        <w:rPr>
+          <w:rFonts w:hAnsi="宋体" w:cs="宋体" w:hint="eastAsia"/>
+          <w:sz w:val="30"/>
+          <w:szCs w:val="30"/>
+          <w:u w:val="single"/>
+        </w:rPr>
+        <w:t>}}</w:t>
       </w:r>
       <w:r>
         <w:rPr>
@@ -965,7 +1372,25 @@
           <w:szCs w:val="30"/>
           <w:u w:val="single"/>
         </w:rPr>
-        <w:t>{受伤职工}</w:t>
+        <w:t>{{</w:t>
+      </w:r>
+      <w:r>
+        <w:rPr>
+          <w:rFonts w:hAnsi="宋体" w:cs="宋体" w:hint="eastAsia"/>
+          <w:sz w:val="30"/>
+          <w:szCs w:val="30"/>
+          <w:u w:val="single"/>
+        </w:rPr>
+        <w:t>受伤职工</w:t>
+      </w:r>
+      <w:r>
+        <w:rPr>
+          <w:rFonts w:hAnsi="宋体" w:cs="宋体" w:hint="eastAsia"/>
+          <w:sz w:val="30"/>
+          <w:szCs w:val="30"/>
+          <w:u w:val="single"/>
+        </w:rPr>
+        <w:t>}}</w:t>
       </w:r>
       <w:r>
         <w:rPr>
@@ -1004,7 +1429,25 @@
           <w:szCs w:val="30"/>
           <w:u w:val="single"/>
         </w:rPr>
-        <w:t>{受伤职工}</w:t>
+        <w:t>{{</w:t>
+      </w:r>
+      <w:r>
+        <w:rPr>
+          <w:rFonts w:hAnsi="宋体" w:cs="宋体" w:hint="eastAsia"/>
+          <w:sz w:val="30"/>
+          <w:szCs w:val="30"/>
+          <w:u w:val="single"/>
+        </w:rPr>
+        <w:t>受伤职工</w:t>
+      </w:r>
+      <w:r>
+        <w:rPr>
+          <w:rFonts w:hAnsi="宋体" w:cs="宋体" w:hint="eastAsia"/>
+          <w:sz w:val="30"/>
+          <w:szCs w:val="30"/>
+          <w:u w:val="single"/>
+        </w:rPr>
+        <w:t>}}</w:t>
       </w:r>
       <w:r>
         <w:rPr>
@@ -1043,7 +1486,25 @@
           <w:szCs w:val="30"/>
           <w:u w:val="single"/>
         </w:rPr>
-        <w:t>{受伤职工}</w:t>
+        <w:t>{{</w:t>
+      </w:r>
+      <w:r>
+        <w:rPr>
+          <w:rFonts w:hAnsi="宋体" w:cs="宋体" w:hint="eastAsia"/>
+          <w:sz w:val="30"/>
+          <w:szCs w:val="30"/>
+          <w:u w:val="single"/>
+        </w:rPr>
+        <w:t>受伤职工</w:t>
+      </w:r>
+      <w:r>
+        <w:rPr>
+          <w:rFonts w:hAnsi="宋体" w:cs="宋体" w:hint="eastAsia"/>
+          <w:sz w:val="30"/>
+          <w:szCs w:val="30"/>
+          <w:u w:val="single"/>
+        </w:rPr>
+        <w:t>}}</w:t>
       </w:r>
       <w:r>
         <w:rPr>
@@ -1176,7 +1637,25 @@
           <w:szCs w:val="30"/>
           <w:u w:val="single"/>
         </w:rPr>
-        <w:t>{受伤职工}</w:t>
+        <w:t>{{</w:t>
+      </w:r>
+      <w:r>
+        <w:rPr>
+          <w:rFonts w:hAnsi="宋体" w:cs="宋体" w:hint="eastAsia"/>
+          <w:sz w:val="30"/>
+          <w:szCs w:val="30"/>
+          <w:u w:val="single"/>
+        </w:rPr>
+        <w:t>受伤职工</w:t>
+      </w:r>
+      <w:r>
+        <w:rPr>
+          <w:rFonts w:hAnsi="宋体" w:cs="宋体" w:hint="eastAsia"/>
+          <w:sz w:val="30"/>
+          <w:szCs w:val="30"/>
+          <w:u w:val="single"/>
+        </w:rPr>
+        <w:t>}}</w:t>
       </w:r>
       <w:r>
         <w:rPr>
@@ -1236,7 +1715,25 @@
           <w:szCs w:val="30"/>
           <w:u w:val="single"/>
         </w:rPr>
-        <w:t>{受伤职工}</w:t>
+        <w:t>{{</w:t>
+      </w:r>
+      <w:r>
+        <w:rPr>
+          <w:rFonts w:hAnsi="宋体" w:cs="宋体" w:hint="eastAsia"/>
+          <w:sz w:val="30"/>
+          <w:szCs w:val="30"/>
+          <w:u w:val="single"/>
+        </w:rPr>
+        <w:t>受伤职工</w:t>
+      </w:r>
+      <w:r>
+        <w:rPr>
+          <w:rFonts w:hAnsi="宋体" w:cs="宋体" w:hint="eastAsia"/>
+          <w:sz w:val="30"/>
+          <w:szCs w:val="30"/>
+          <w:u w:val="single"/>
+        </w:rPr>
+        <w:t>}}</w:t>
       </w:r>
       <w:r>
         <w:rPr>
@@ -1296,7 +1793,25 @@
           <w:szCs w:val="30"/>
           <w:u w:val="single"/>
         </w:rPr>
-        <w:t>{受伤职工}</w:t>
+        <w:t>{{</w:t>
+      </w:r>
+      <w:r>
+        <w:rPr>
+          <w:rFonts w:hAnsi="宋体" w:cs="宋体" w:hint="eastAsia"/>
+          <w:sz w:val="30"/>
+          <w:szCs w:val="30"/>
+          <w:u w:val="single"/>
+        </w:rPr>
+        <w:t>受伤职工</w:t>
+      </w:r>
+      <w:r>
+        <w:rPr>
+          <w:rFonts w:hAnsi="宋体" w:cs="宋体" w:hint="eastAsia"/>
+          <w:sz w:val="30"/>
+          <w:szCs w:val="30"/>
+          <w:u w:val="single"/>
+        </w:rPr>
+        <w:t>}}</w:t>
       </w:r>
       <w:r>
         <w:rPr>
@@ -1440,7 +1955,25 @@
           <w:szCs w:val="30"/>
           <w:u w:val="single"/>
         </w:rPr>
-        <w:t>{受伤职工}</w:t>
+        <w:t>{{</w:t>
+      </w:r>
+      <w:r>
+        <w:rPr>
+          <w:rFonts w:hAnsi="宋体" w:cs="宋体" w:hint="eastAsia"/>
+          <w:sz w:val="30"/>
+          <w:szCs w:val="30"/>
+          <w:u w:val="single"/>
+        </w:rPr>
+        <w:t>受伤职工</w:t>
+      </w:r>
+      <w:r>
+        <w:rPr>
+          <w:rFonts w:hAnsi="宋体" w:cs="宋体" w:hint="eastAsia"/>
+          <w:sz w:val="30"/>
+          <w:szCs w:val="30"/>
+          <w:u w:val="single"/>
+        </w:rPr>
+        <w:t>}}</w:t>
       </w:r>
       <w:r>
         <w:rPr>
@@ -1500,7 +2033,25 @@
           <w:szCs w:val="30"/>
           <w:u w:val="single"/>
         </w:rPr>
-        <w:t>{受伤职工}</w:t>
+        <w:t>{{</w:t>
+      </w:r>
+      <w:r>
+        <w:rPr>
+          <w:rFonts w:hAnsi="宋体" w:cs="宋体" w:hint="eastAsia"/>
+          <w:sz w:val="30"/>
+          <w:szCs w:val="30"/>
+          <w:u w:val="single"/>
+        </w:rPr>
+        <w:t>受伤职工</w:t>
+      </w:r>
+      <w:r>
+        <w:rPr>
+          <w:rFonts w:hAnsi="宋体" w:cs="宋体" w:hint="eastAsia"/>
+          <w:sz w:val="30"/>
+          <w:szCs w:val="30"/>
+          <w:u w:val="single"/>
+        </w:rPr>
+        <w:t>}}</w:t>
       </w:r>
       <w:r>
         <w:rPr>
